--- a/c09/FILM-Excel-09-Relatii.docx
+++ b/c09/FILM-Excel-09-Relatii.docx
@@ -188,7 +188,7 @@
           <w:rFonts w:ascii="Calibri" w:hAnsi="Calibri"/>
           <w:sz w:val="20"/>
         </w:rPr>
-        <w:t>Un model care răspunde. Apoi măsura stabilă.</w:t>
+        <w:t>Întrebi o dată. Modelul răspunde.</w:t>
       </w:r>
     </w:p>
     <w:p>
